--- a/3.DrSAM3D/实验报告.docx
+++ b/3.DrSAM3D/实验报告.docx
@@ -123,6 +123,9 @@
         <w:ind w:firstLine="420"/>
       </w:pPr>
       <w:r>
+        <w:t>DrSAM3D</w:t>
+      </w:r>
+      <w:r>
         <w:rPr>
           <w:rFonts w:hint="eastAsia"/>
         </w:rPr>
@@ -140,33 +143,17 @@
         </w:rPr>
         <w:t>的深度学习模型（</w:t>
       </w:r>
-      <w:proofErr w:type="spellStart"/>
       <w:r>
         <w:rPr>
           <w:rFonts w:hint="eastAsia"/>
         </w:rPr>
         <w:t>LumoDiscNet</w:t>
       </w:r>
-      <w:proofErr w:type="spellEnd"/>
-      <w:r>
-        <w:rPr>
-          <w:rFonts w:hint="eastAsia"/>
-        </w:rPr>
-        <w:t>）和一个</w:t>
-      </w:r>
-      <w:proofErr w:type="gramStart"/>
-      <w:r>
-        <w:rPr>
-          <w:rFonts w:hint="eastAsia"/>
-        </w:rPr>
-        <w:t>预训练</w:t>
-      </w:r>
-      <w:proofErr w:type="gramEnd"/>
-      <w:r>
-        <w:rPr>
-          <w:rFonts w:hint="eastAsia"/>
-        </w:rPr>
-        <w:t>的图像分割模型（</w:t>
+      <w:r>
+        <w:rPr>
+          <w:rFonts w:hint="eastAsia"/>
+        </w:rPr>
+        <w:t>）和一个预训练的图像分割模型（</w:t>
       </w:r>
       <w:r>
         <w:rPr>
@@ -178,30 +165,14 @@
         <w:rPr>
           <w:rFonts w:hint="eastAsia"/>
         </w:rPr>
-        <w:t>），以提高</w:t>
-      </w:r>
-      <w:proofErr w:type="gramStart"/>
-      <w:r>
-        <w:rPr>
-          <w:rFonts w:hint="eastAsia"/>
-        </w:rPr>
-        <w:t>脊</w:t>
-      </w:r>
-      <w:proofErr w:type="gramEnd"/>
-      <w:r>
-        <w:rPr>
-          <w:rFonts w:hint="eastAsia"/>
-        </w:rPr>
-        <w:t>椎间盘分割的准确性。</w:t>
-      </w:r>
-      <w:proofErr w:type="spellStart"/>
+        <w:t>），以提高脊椎间盘分割的准确性。</w:t>
+      </w:r>
       <w:r>
         <w:rPr>
           <w:rFonts w:hint="eastAsia"/>
         </w:rPr>
         <w:t>LumoDiscNet</w:t>
       </w:r>
-      <w:proofErr w:type="spellEnd"/>
       <w:r>
         <w:rPr>
           <w:rFonts w:hint="eastAsia"/>
@@ -241,7 +212,13 @@
         <w:rPr>
           <w:rFonts w:hint="eastAsia"/>
         </w:rPr>
-        <w:t>具体流程如下图所示，首先输入脊柱的</w:t>
+        <w:t>具体流程如下图所示，</w:t>
+      </w:r>
+      <w:r>
+        <w:rPr>
+          <w:rFonts w:hint="eastAsia"/>
+        </w:rPr>
+        <w:t>首先，输入脊柱的</w:t>
       </w:r>
       <w:r>
         <w:rPr>
@@ -253,27 +230,115 @@
         <w:rPr>
           <w:rFonts w:hint="eastAsia"/>
         </w:rPr>
-        <w:t>图像，以及对应的标注信息用于训练。随后，这些图像被送入</w:t>
-      </w:r>
-      <w:proofErr w:type="spellStart"/>
-      <w:r>
-        <w:rPr>
-          <w:rFonts w:hint="eastAsia"/>
-        </w:rPr>
-        <w:t>LumoDiscNet</w:t>
-      </w:r>
-      <w:proofErr w:type="spellEnd"/>
-      <w:r>
-        <w:rPr>
-          <w:rFonts w:hint="eastAsia"/>
-        </w:rPr>
-        <w:t xml:space="preserve"> (LDN) </w:t>
-      </w:r>
-      <w:r>
-        <w:rPr>
-          <w:rFonts w:hint="eastAsia"/>
-        </w:rPr>
-        <w:t>网络进行处理。</w:t>
+        <w:t>图像及其对应的标注信息</w:t>
+      </w:r>
+      <w:r>
+        <w:rPr>
+          <w:rFonts w:hint="eastAsia"/>
+        </w:rPr>
+        <w:t>。</w:t>
+      </w:r>
+      <w:r>
+        <w:rPr>
+          <w:rFonts w:hint="eastAsia"/>
+        </w:rPr>
+        <w:t>随后，这些图像被送入</w:t>
+      </w:r>
+      <w:r>
+        <w:rPr>
+          <w:rFonts w:hint="eastAsia"/>
+        </w:rPr>
+        <w:t xml:space="preserve">LumoDiscNet (LDN) </w:t>
+      </w:r>
+      <w:r>
+        <w:rPr>
+          <w:rFonts w:hint="eastAsia"/>
+        </w:rPr>
+        <w:t>网络进行处理，</w:t>
+      </w:r>
+      <w:r>
+        <w:rPr>
+          <w:rFonts w:hint="eastAsia"/>
+        </w:rPr>
+        <w:t xml:space="preserve">LDN </w:t>
+      </w:r>
+      <w:r>
+        <w:rPr>
+          <w:rFonts w:hint="eastAsia"/>
+        </w:rPr>
+        <w:t>基于改进的</w:t>
+      </w:r>
+      <w:r>
+        <w:rPr>
+          <w:rFonts w:hint="eastAsia"/>
+        </w:rPr>
+        <w:t>U-Net</w:t>
+      </w:r>
+      <w:r>
+        <w:rPr>
+          <w:rFonts w:hint="eastAsia"/>
+        </w:rPr>
+        <w:t>架构，采用多尺度卷积模块和残差连接，旨在捕捉脊椎间盘的局部特征和全局上下文信息，从而生成一个初步的粗糙分割图像。接下来，该初步分割图像与原始</w:t>
+      </w:r>
+      <w:r>
+        <w:rPr>
+          <w:rFonts w:hint="eastAsia"/>
+        </w:rPr>
+        <w:t>MRI</w:t>
+      </w:r>
+      <w:r>
+        <w:rPr>
+          <w:rFonts w:hint="eastAsia"/>
+        </w:rPr>
+        <w:t>图像作为提示信息（</w:t>
+      </w:r>
+      <w:r>
+        <w:rPr>
+          <w:rFonts w:hint="eastAsia"/>
+        </w:rPr>
+        <w:t>prompts</w:t>
+      </w:r>
+      <w:r>
+        <w:rPr>
+          <w:rFonts w:hint="eastAsia"/>
+        </w:rPr>
+        <w:t>）输入到</w:t>
+      </w:r>
+      <w:r>
+        <w:rPr>
+          <w:rFonts w:hint="eastAsia"/>
+        </w:rPr>
+        <w:t>Segment Anything Model 3D (SAM 3D</w:t>
+      </w:r>
+      <w:r>
+        <w:rPr>
+          <w:rFonts w:hint="eastAsia"/>
+        </w:rPr>
+        <w:t>）模型中，</w:t>
+      </w:r>
+      <w:r>
+        <w:rPr>
+          <w:rFonts w:hint="eastAsia"/>
+        </w:rPr>
+        <w:t xml:space="preserve">SAM 3D </w:t>
+      </w:r>
+      <w:r>
+        <w:rPr>
+          <w:rFonts w:hint="eastAsia"/>
+        </w:rPr>
+        <w:t>利用其预训练的庞大三维语义知识库和自适应注意力机制，进一步优化分割边界，特别针对脊椎间盘的非均匀形态和复杂解剖结构进行精细调整。最终，</w:t>
+      </w:r>
+      <w:r>
+        <w:rPr>
+          <w:rFonts w:hint="eastAsia"/>
+        </w:rPr>
+        <w:t xml:space="preserve">SAM 3D </w:t>
+      </w:r>
+      <w:r>
+        <w:rPr>
+          <w:rFonts w:hint="eastAsia"/>
+        </w:rPr>
+        <w:t>输出高精度的三维分割结果，并通过体素级可视化技术清晰呈现每个脊椎间盘的位置、形状及空间分布。这种结合</w:t>
       </w:r>
       <w:r>
         <w:rPr>
@@ -285,19 +350,19 @@
         <w:rPr>
           <w:rFonts w:hint="eastAsia"/>
         </w:rPr>
-        <w:t>是一个基于</w:t>
-      </w:r>
-      <w:r>
-        <w:rPr>
-          <w:rFonts w:hint="eastAsia"/>
-        </w:rPr>
-        <w:t>U-Net</w:t>
-      </w:r>
-      <w:r>
-        <w:rPr>
-          <w:rFonts w:hint="eastAsia"/>
-        </w:rPr>
-        <w:t>架构的深度学习模型，它的作用是进行初步的脊椎间盘分割，从而得到一个粗略的分割图像。接下来，这个初步分割图像会与原始的</w:t>
+        <w:t>的粗分割能力和</w:t>
+      </w:r>
+      <w:r>
+        <w:rPr>
+          <w:rFonts w:hint="eastAsia"/>
+        </w:rPr>
+        <w:t>SAM 3D</w:t>
+      </w:r>
+      <w:r>
+        <w:rPr>
+          <w:rFonts w:hint="eastAsia"/>
+        </w:rPr>
+        <w:t>的精细优化优势的混合策略，有效提升了模型的鲁棒性和准确性，尤其在处理</w:t>
       </w:r>
       <w:r>
         <w:rPr>
@@ -309,121 +374,7 @@
         <w:rPr>
           <w:rFonts w:hint="eastAsia"/>
         </w:rPr>
-        <w:t>图像一起，作为提示信息输入到</w:t>
-      </w:r>
-      <w:r>
-        <w:rPr>
-          <w:rFonts w:hint="eastAsia"/>
-        </w:rPr>
-        <w:t xml:space="preserve">Segment Anything Model 3D (SAM 3D) </w:t>
-      </w:r>
-      <w:r>
-        <w:rPr>
-          <w:rFonts w:hint="eastAsia"/>
-        </w:rPr>
-        <w:t>模型中。</w:t>
-      </w:r>
-      <w:r>
-        <w:rPr>
-          <w:rFonts w:hint="eastAsia"/>
-        </w:rPr>
-        <w:t>SAM 3D</w:t>
-      </w:r>
-      <w:r>
-        <w:rPr>
-          <w:rFonts w:hint="eastAsia"/>
-        </w:rPr>
-        <w:t>模型利用这些提示，结合其</w:t>
-      </w:r>
-      <w:proofErr w:type="gramStart"/>
-      <w:r>
-        <w:rPr>
-          <w:rFonts w:hint="eastAsia"/>
-        </w:rPr>
-        <w:t>预训练</w:t>
-      </w:r>
-      <w:proofErr w:type="gramEnd"/>
-      <w:r>
-        <w:rPr>
-          <w:rFonts w:hint="eastAsia"/>
-        </w:rPr>
-        <w:t>的知识，对脊椎间盘进行更精确的分割。最终，</w:t>
-      </w:r>
-      <w:r>
-        <w:rPr>
-          <w:rFonts w:hint="eastAsia"/>
-        </w:rPr>
-        <w:t>SAM 3D</w:t>
-      </w:r>
-      <w:r>
-        <w:rPr>
-          <w:rFonts w:hint="eastAsia"/>
-        </w:rPr>
-        <w:t>输出一个更准确的脊椎间盘分割结果，并以</w:t>
-      </w:r>
-      <w:r>
-        <w:rPr>
-          <w:rFonts w:hint="eastAsia"/>
-        </w:rPr>
-        <w:t>3D</w:t>
-      </w:r>
-      <w:r>
-        <w:rPr>
-          <w:rFonts w:hint="eastAsia"/>
-        </w:rPr>
-        <w:t>可视化的形式呈现，清晰地展示每个</w:t>
-      </w:r>
-      <w:proofErr w:type="gramStart"/>
-      <w:r>
-        <w:rPr>
-          <w:rFonts w:hint="eastAsia"/>
-        </w:rPr>
-        <w:t>脊</w:t>
-      </w:r>
-      <w:proofErr w:type="gramEnd"/>
-      <w:r>
-        <w:rPr>
-          <w:rFonts w:hint="eastAsia"/>
-        </w:rPr>
-        <w:t>椎间盘的位置和形状。通过这种结合使用</w:t>
-      </w:r>
-      <w:r>
-        <w:rPr>
-          <w:rFonts w:hint="eastAsia"/>
-        </w:rPr>
-        <w:t>LDN</w:t>
-      </w:r>
-      <w:r>
-        <w:rPr>
-          <w:rFonts w:hint="eastAsia"/>
-        </w:rPr>
-        <w:t>和</w:t>
-      </w:r>
-      <w:r>
-        <w:rPr>
-          <w:rFonts w:hint="eastAsia"/>
-        </w:rPr>
-        <w:t>SAM 3D</w:t>
-      </w:r>
-      <w:r>
-        <w:rPr>
-          <w:rFonts w:hint="eastAsia"/>
-        </w:rPr>
-        <w:t>的方法，可以充分利用两者的优势，</w:t>
-      </w:r>
-      <w:proofErr w:type="gramStart"/>
-      <w:r>
-        <w:rPr>
-          <w:rFonts w:hint="eastAsia"/>
-        </w:rPr>
-        <w:t>实现更鲁棒</w:t>
-      </w:r>
-      <w:proofErr w:type="gramEnd"/>
-      <w:r>
-        <w:rPr>
-          <w:rFonts w:hint="eastAsia"/>
-        </w:rPr>
-        <w:t>和准确的脊椎间盘分割。</w:t>
+        <w:t>图像中的噪声和伪影时表现出色。</w:t>
       </w:r>
     </w:p>
     <w:p>
@@ -532,19 +483,11 @@
       <w:pPr>
         <w:ind w:firstLine="420"/>
       </w:pPr>
-      <w:proofErr w:type="spellStart"/>
-      <w:r>
-        <w:rPr>
-          <w:rFonts w:hint="eastAsia"/>
-        </w:rPr>
-        <w:t>LumoDiscNet</w:t>
-      </w:r>
-      <w:proofErr w:type="spellEnd"/>
-      <w:r>
-        <w:rPr>
-          <w:rFonts w:hint="eastAsia"/>
-        </w:rPr>
-        <w:t xml:space="preserve"> (LDN) </w:t>
+      <w:r>
+        <w:rPr>
+          <w:rFonts w:hint="eastAsia"/>
+        </w:rPr>
+        <w:t xml:space="preserve">LumoDiscNet (LDN) </w:t>
       </w:r>
       <w:r>
         <w:rPr>
@@ -585,21 +528,7 @@
         <w:rPr>
           <w:rFonts w:hint="eastAsia"/>
         </w:rPr>
-        <w:t>解码器结构，通过跳跃连接实现多尺度特征融合。编码器利用卷积和最大</w:t>
-      </w:r>
-      <w:proofErr w:type="gramStart"/>
-      <w:r>
-        <w:rPr>
-          <w:rFonts w:hint="eastAsia"/>
-        </w:rPr>
-        <w:t>池化层</w:t>
-      </w:r>
-      <w:proofErr w:type="gramEnd"/>
-      <w:r>
-        <w:rPr>
-          <w:rFonts w:hint="eastAsia"/>
-        </w:rPr>
-        <w:t>提取特征，特征图数量从</w:t>
+        <w:t>解码器结构，通过跳跃连接实现多尺度特征融合。编码器利用卷积和最大池化层提取特征，特征图数量从</w:t>
       </w:r>
       <w:r>
         <w:rPr>
@@ -793,18 +722,8 @@
           <w:sz w:val="18"/>
           <w:szCs w:val="18"/>
         </w:rPr>
-        <w:t xml:space="preserve">2 </w:t>
-      </w:r>
-      <w:proofErr w:type="spellStart"/>
-      <w:r>
-        <w:rPr>
-          <w:rFonts w:hint="eastAsia"/>
-          <w:sz w:val="18"/>
-          <w:szCs w:val="18"/>
-        </w:rPr>
-        <w:t>LumoDiscNet</w:t>
-      </w:r>
-      <w:proofErr w:type="spellEnd"/>
+        <w:t>2 LumoDiscNet</w:t>
+      </w:r>
       <w:r>
         <w:rPr>
           <w:rFonts w:hint="eastAsia"/>
@@ -841,33 +760,23 @@
         </w:rPr>
         <w:t>该方法的核心在于融合图像特征、用户提示和注意力机制。首先，</w:t>
       </w:r>
-      <w:proofErr w:type="spellStart"/>
       <w:r>
         <w:rPr>
           <w:rFonts w:hint="eastAsia"/>
         </w:rPr>
         <w:t>ViT</w:t>
       </w:r>
-      <w:proofErr w:type="spellEnd"/>
       <w:r>
         <w:rPr>
           <w:rFonts w:hint="eastAsia"/>
         </w:rPr>
         <w:t>图像编码器分别从原始与预分割图像中提取全局上下文特征，为后续分割提供基础信息。图中</w:t>
       </w:r>
-      <w:proofErr w:type="spellStart"/>
-      <w:r>
-        <w:rPr>
-          <w:rFonts w:hint="eastAsia"/>
-        </w:rPr>
-        <w:t>Ori_img</w:t>
-      </w:r>
-      <w:proofErr w:type="spellEnd"/>
-      <w:r>
-        <w:rPr>
-          <w:rFonts w:hint="eastAsia"/>
-        </w:rPr>
-        <w:t xml:space="preserve"> (Original Image)</w:t>
+      <w:r>
+        <w:rPr>
+          <w:rFonts w:hint="eastAsia"/>
+        </w:rPr>
+        <w:t>Ori_img (Original Image)</w:t>
       </w:r>
       <w:r>
         <w:rPr>
@@ -875,19 +784,11 @@
         </w:rPr>
         <w:t>表示原始输入图像；</w:t>
       </w:r>
-      <w:proofErr w:type="spellStart"/>
-      <w:r>
-        <w:rPr>
-          <w:rFonts w:hint="eastAsia"/>
-        </w:rPr>
-        <w:t>Preseg_img</w:t>
-      </w:r>
-      <w:proofErr w:type="spellEnd"/>
-      <w:r>
-        <w:rPr>
-          <w:rFonts w:hint="eastAsia"/>
-        </w:rPr>
-        <w:t xml:space="preserve"> (Pre-segmentation Image)</w:t>
+      <w:r>
+        <w:rPr>
+          <w:rFonts w:hint="eastAsia"/>
+        </w:rPr>
+        <w:t>Preseg_img (Pre-segmentation Image)</w:t>
       </w:r>
       <w:r>
         <w:rPr>
@@ -955,14 +856,12 @@
         </w:rPr>
         <w:t>，实现对图像中目标对象的准确分割。这种方法结合了</w:t>
       </w:r>
-      <w:proofErr w:type="spellStart"/>
       <w:r>
         <w:rPr>
           <w:rFonts w:hint="eastAsia"/>
         </w:rPr>
         <w:t>ViT</w:t>
       </w:r>
-      <w:proofErr w:type="spellEnd"/>
       <w:r>
         <w:rPr>
           <w:rFonts w:hint="eastAsia"/>
@@ -1151,41 +1050,13 @@
         <w:rPr>
           <w:rFonts w:hint="eastAsia"/>
         </w:rPr>
-        <w:t xml:space="preserve"> </w:t>
-      </w:r>
-      <w:proofErr w:type="spellStart"/>
-      <w:r>
-        <w:rPr>
-          <w:rFonts w:hint="eastAsia"/>
-        </w:rPr>
-        <w:t>IoU</w:t>
-      </w:r>
-      <w:proofErr w:type="spellEnd"/>
-      <w:r>
-        <w:rPr>
-          <w:rFonts w:hint="eastAsia"/>
-        </w:rPr>
-        <w:t xml:space="preserve"> 0.9602 </w:t>
-      </w:r>
-      <w:r>
-        <w:rPr>
-          <w:rFonts w:hint="eastAsia"/>
-        </w:rPr>
-        <w:t>表明模型对背景区域的分割几乎完美，可能得益于背景区域在数据集中</w:t>
-      </w:r>
-      <w:proofErr w:type="gramStart"/>
-      <w:r>
-        <w:rPr>
-          <w:rFonts w:hint="eastAsia"/>
-        </w:rPr>
-        <w:t>占比较</w:t>
-      </w:r>
-      <w:proofErr w:type="gramEnd"/>
-      <w:r>
-        <w:rPr>
-          <w:rFonts w:hint="eastAsia"/>
-        </w:rPr>
-        <w:t>大或特征更易区分。</w:t>
+        <w:t xml:space="preserve"> IoU 0.9602 </w:t>
+      </w:r>
+      <w:r>
+        <w:rPr>
+          <w:rFonts w:hint="eastAsia"/>
+        </w:rPr>
+        <w:t>表明模型对背景区域的分割几乎完美，可能得益于背景区域在数据集中占比较大或特征更易区分。</w:t>
       </w:r>
       <w:r>
         <w:rPr>
@@ -1239,21 +1110,7 @@
         <w:rPr>
           <w:rFonts w:hint="eastAsia"/>
         </w:rPr>
-        <w:t xml:space="preserve"> </w:t>
-      </w:r>
-      <w:proofErr w:type="spellStart"/>
-      <w:r>
-        <w:rPr>
-          <w:rFonts w:hint="eastAsia"/>
-        </w:rPr>
-        <w:t>IoU</w:t>
-      </w:r>
-      <w:proofErr w:type="spellEnd"/>
-      <w:r>
-        <w:rPr>
-          <w:rFonts w:hint="eastAsia"/>
-        </w:rPr>
-        <w:t xml:space="preserve"> 0.6145 </w:t>
+        <w:t xml:space="preserve"> IoU 0.6145 </w:t>
       </w:r>
       <w:r>
         <w:rPr>
@@ -1309,19 +1166,11 @@
         </w:rPr>
         <w:t>表现最差，</w:t>
       </w:r>
-      <w:proofErr w:type="spellStart"/>
-      <w:r>
-        <w:rPr>
-          <w:rFonts w:hint="eastAsia"/>
-        </w:rPr>
-        <w:t>IoU</w:t>
-      </w:r>
-      <w:proofErr w:type="spellEnd"/>
-      <w:r>
-        <w:rPr>
-          <w:rFonts w:hint="eastAsia"/>
-        </w:rPr>
-        <w:t xml:space="preserve"> </w:t>
+      <w:r>
+        <w:rPr>
+          <w:rFonts w:hint="eastAsia"/>
+        </w:rPr>
+        <w:t xml:space="preserve">IoU </w:t>
       </w:r>
       <w:r>
         <w:rPr>
@@ -3560,7 +3409,6 @@
                 <w:sz w:val="22"/>
               </w:rPr>
             </w:pPr>
-            <w:proofErr w:type="spellStart"/>
             <w:r>
               <w:rPr>
                 <w:rFonts w:eastAsia="等线" w:cs="Times New Roman"/>
@@ -3581,7 +3429,6 @@
               </w:rPr>
               <w:t>All</w:t>
             </w:r>
-            <w:proofErr w:type="spellEnd"/>
           </w:p>
         </w:tc>
         <w:tc>
@@ -3709,28 +3556,24 @@
         </w:rPr>
         <w:t>、</w:t>
       </w:r>
-      <w:proofErr w:type="spellStart"/>
       <w:r>
         <w:rPr>
           <w:rFonts w:cs="Times New Roman"/>
         </w:rPr>
         <w:t>SAMadapter</w:t>
       </w:r>
-      <w:proofErr w:type="spellEnd"/>
       <w:r>
         <w:rPr>
           <w:rFonts w:cs="Times New Roman"/>
         </w:rPr>
         <w:t>、</w:t>
       </w:r>
-      <w:proofErr w:type="spellStart"/>
       <w:r>
         <w:rPr>
           <w:rFonts w:cs="Times New Roman"/>
         </w:rPr>
         <w:t>MedLSAM</w:t>
       </w:r>
-      <w:proofErr w:type="spellEnd"/>
       <w:r>
         <w:rPr>
           <w:rFonts w:cs="Times New Roman"/>
@@ -3823,14 +3666,12 @@
         </w:rPr>
         <w:t>和</w:t>
       </w:r>
-      <w:proofErr w:type="spellStart"/>
       <w:r>
         <w:rPr>
           <w:rFonts w:cs="Times New Roman"/>
         </w:rPr>
         <w:t>IoU</w:t>
       </w:r>
-      <w:proofErr w:type="spellEnd"/>
       <w:r>
         <w:rPr>
           <w:rFonts w:cs="Times New Roman"/>
@@ -3849,31 +3690,83 @@
         </w:rPr>
         <w:t>和</w:t>
       </w:r>
-      <w:proofErr w:type="spellStart"/>
+      <w:r>
+        <w:rPr>
+          <w:rFonts w:cs="Times New Roman"/>
+        </w:rPr>
+        <w:t>IoU 0.4870</w:t>
+      </w:r>
+      <w:r>
+        <w:rPr>
+          <w:rFonts w:cs="Times New Roman"/>
+        </w:rPr>
+        <w:t>，超越了所有对比算法。例如，</w:t>
+      </w:r>
+      <w:r>
+        <w:rPr>
+          <w:rFonts w:cs="Times New Roman"/>
+        </w:rPr>
+        <w:t>DRSAM</w:t>
+      </w:r>
+      <w:r>
+        <w:rPr>
+          <w:rFonts w:cs="Times New Roman"/>
+        </w:rPr>
+        <w:t>的</w:t>
+      </w:r>
+      <w:r>
+        <w:rPr>
+          <w:rFonts w:cs="Times New Roman"/>
+        </w:rPr>
+        <w:t>DICE</w:t>
+      </w:r>
+      <w:r>
+        <w:rPr>
+          <w:rFonts w:cs="Times New Roman"/>
+        </w:rPr>
+        <w:t>仅为</w:t>
+      </w:r>
+      <w:r>
+        <w:rPr>
+          <w:rFonts w:cs="Times New Roman"/>
+        </w:rPr>
+        <w:t>0.2801</w:t>
+      </w:r>
+      <w:r>
+        <w:rPr>
+          <w:rFonts w:cs="Times New Roman"/>
+        </w:rPr>
+        <w:t>，</w:t>
+      </w:r>
       <w:r>
         <w:rPr>
           <w:rFonts w:cs="Times New Roman"/>
         </w:rPr>
         <w:t>IoU</w:t>
       </w:r>
-      <w:proofErr w:type="spellEnd"/>
-      <w:r>
-        <w:rPr>
-          <w:rFonts w:cs="Times New Roman"/>
-        </w:rPr>
-        <w:t xml:space="preserve"> 0.4870</w:t>
-      </w:r>
-      <w:r>
-        <w:rPr>
-          <w:rFonts w:cs="Times New Roman"/>
-        </w:rPr>
-        <w:t>，超越了所有对比算法。例如，</w:t>
-      </w:r>
-      <w:r>
-        <w:rPr>
-          <w:rFonts w:cs="Times New Roman"/>
-        </w:rPr>
-        <w:t>DRSAM</w:t>
+      <w:r>
+        <w:rPr>
+          <w:rFonts w:cs="Times New Roman"/>
+        </w:rPr>
+        <w:t>为</w:t>
+      </w:r>
+      <w:r>
+        <w:rPr>
+          <w:rFonts w:cs="Times New Roman"/>
+        </w:rPr>
+        <w:t>0.2800</w:t>
+      </w:r>
+      <w:r>
+        <w:rPr>
+          <w:rFonts w:cs="Times New Roman"/>
+        </w:rPr>
+        <w:t>；</w:t>
+      </w:r>
+      <w:r>
+        <w:rPr>
+          <w:rFonts w:cs="Times New Roman"/>
+        </w:rPr>
+        <w:t>SAMadapter</w:t>
       </w:r>
       <w:r>
         <w:rPr>
@@ -3891,13 +3784,13 @@
         <w:rPr>
           <w:rFonts w:cs="Times New Roman"/>
         </w:rPr>
-        <w:t>仅为</w:t>
-      </w:r>
-      <w:r>
-        <w:rPr>
-          <w:rFonts w:cs="Times New Roman"/>
-        </w:rPr>
-        <w:t>0.2801</w:t>
+        <w:t>为</w:t>
+      </w:r>
+      <w:r>
+        <w:rPr>
+          <w:rFonts w:cs="Times New Roman"/>
+        </w:rPr>
+        <w:t>0.5000</w:t>
       </w:r>
       <w:r>
         <w:rPr>
@@ -3905,14 +3798,12 @@
         </w:rPr>
         <w:t>，</w:t>
       </w:r>
-      <w:proofErr w:type="spellStart"/>
       <w:r>
         <w:rPr>
           <w:rFonts w:cs="Times New Roman"/>
         </w:rPr>
         <w:t>IoU</w:t>
       </w:r>
-      <w:proofErr w:type="spellEnd"/>
       <w:r>
         <w:rPr>
           <w:rFonts w:cs="Times New Roman"/>
@@ -3923,45 +3814,31 @@
         <w:rPr>
           <w:rFonts w:cs="Times New Roman"/>
         </w:rPr>
-        <w:t>0.2800</w:t>
-      </w:r>
-      <w:r>
-        <w:rPr>
-          <w:rFonts w:cs="Times New Roman"/>
-        </w:rPr>
-        <w:t>；</w:t>
-      </w:r>
-      <w:proofErr w:type="spellStart"/>
-      <w:r>
-        <w:rPr>
-          <w:rFonts w:cs="Times New Roman"/>
-        </w:rPr>
-        <w:t>SAMadapter</w:t>
-      </w:r>
-      <w:proofErr w:type="spellEnd"/>
-      <w:r>
-        <w:rPr>
-          <w:rFonts w:cs="Times New Roman"/>
-        </w:rPr>
-        <w:t>的</w:t>
-      </w:r>
-      <w:r>
-        <w:rPr>
-          <w:rFonts w:cs="Times New Roman"/>
-        </w:rPr>
-        <w:t>DICE</w:t>
-      </w:r>
-      <w:r>
-        <w:rPr>
-          <w:rFonts w:cs="Times New Roman"/>
-        </w:rPr>
-        <w:t>为</w:t>
-      </w:r>
-      <w:r>
-        <w:rPr>
-          <w:rFonts w:cs="Times New Roman"/>
-        </w:rPr>
-        <w:t>0.5000</w:t>
+        <w:t>0.3333</w:t>
+      </w:r>
+      <w:r>
+        <w:rPr>
+          <w:rFonts w:cs="Times New Roman"/>
+        </w:rPr>
+        <w:t>；即使与性能较佳的</w:t>
+      </w:r>
+      <w:r>
+        <w:rPr>
+          <w:rFonts w:cs="Times New Roman"/>
+        </w:rPr>
+        <w:t>Promise</w:t>
+      </w:r>
+      <w:r>
+        <w:rPr>
+          <w:rFonts w:cs="Times New Roman"/>
+        </w:rPr>
+        <w:t>（</w:t>
+      </w:r>
+      <w:r>
+        <w:rPr>
+          <w:rFonts w:cs="Times New Roman"/>
+        </w:rPr>
+        <w:t>DICE 0.5956</w:t>
       </w:r>
       <w:r>
         <w:rPr>
@@ -3969,69 +3846,11 @@
         </w:rPr>
         <w:t>，</w:t>
       </w:r>
-      <w:proofErr w:type="spellStart"/>
-      <w:r>
-        <w:rPr>
-          <w:rFonts w:cs="Times New Roman"/>
-        </w:rPr>
-        <w:t>IoU</w:t>
-      </w:r>
-      <w:proofErr w:type="spellEnd"/>
-      <w:r>
-        <w:rPr>
-          <w:rFonts w:cs="Times New Roman"/>
-        </w:rPr>
-        <w:t>为</w:t>
-      </w:r>
-      <w:r>
-        <w:rPr>
-          <w:rFonts w:cs="Times New Roman"/>
-        </w:rPr>
-        <w:t>0.3333</w:t>
-      </w:r>
-      <w:r>
-        <w:rPr>
-          <w:rFonts w:cs="Times New Roman"/>
-        </w:rPr>
-        <w:t>；即使与性能较佳的</w:t>
-      </w:r>
-      <w:r>
-        <w:rPr>
-          <w:rFonts w:cs="Times New Roman"/>
-        </w:rPr>
-        <w:t>Promise</w:t>
-      </w:r>
-      <w:r>
-        <w:rPr>
-          <w:rFonts w:cs="Times New Roman"/>
-        </w:rPr>
-        <w:t>（</w:t>
-      </w:r>
-      <w:r>
-        <w:rPr>
-          <w:rFonts w:cs="Times New Roman"/>
-        </w:rPr>
-        <w:t>DICE 0.5956</w:t>
-      </w:r>
-      <w:r>
-        <w:rPr>
-          <w:rFonts w:cs="Times New Roman"/>
-        </w:rPr>
-        <w:t>，</w:t>
-      </w:r>
-      <w:proofErr w:type="spellStart"/>
-      <w:r>
-        <w:rPr>
-          <w:rFonts w:cs="Times New Roman"/>
-        </w:rPr>
-        <w:t>IoU</w:t>
-      </w:r>
-      <w:proofErr w:type="spellEnd"/>
-      <w:r>
-        <w:rPr>
-          <w:rFonts w:cs="Times New Roman"/>
-        </w:rPr>
-        <w:t xml:space="preserve"> 0.3342</w:t>
+      <w:r>
+        <w:rPr>
+          <w:rFonts w:cs="Times New Roman"/>
+        </w:rPr>
+        <w:t>IoU 0.3342</w:t>
       </w:r>
       <w:r>
         <w:rPr>
@@ -4095,14 +3914,12 @@
         </w:rPr>
         <w:t>的</w:t>
       </w:r>
-      <w:proofErr w:type="spellStart"/>
       <w:r>
         <w:rPr>
           <w:rFonts w:cs="Times New Roman"/>
         </w:rPr>
         <w:t>IoU</w:t>
       </w:r>
-      <w:proofErr w:type="spellEnd"/>
       <w:r>
         <w:rPr>
           <w:rFonts w:cs="Times New Roman"/>
@@ -4284,14 +4101,12 @@
                 <w:rFonts w:hint="eastAsia"/>
               </w:rPr>
             </w:pPr>
-            <w:proofErr w:type="spellStart"/>
             <w:r>
               <w:rPr>
                 <w:rFonts w:hint="eastAsia"/>
               </w:rPr>
               <w:t>SAMadapter</w:t>
             </w:r>
-            <w:proofErr w:type="spellEnd"/>
           </w:p>
         </w:tc>
         <w:tc>
@@ -4309,14 +4124,12 @@
                 <w:rFonts w:hint="eastAsia"/>
               </w:rPr>
             </w:pPr>
-            <w:proofErr w:type="spellStart"/>
             <w:r>
               <w:rPr>
                 <w:rFonts w:hint="eastAsia"/>
               </w:rPr>
               <w:t>MedLSAM</w:t>
             </w:r>
-            <w:proofErr w:type="spellEnd"/>
           </w:p>
         </w:tc>
         <w:tc>
@@ -4798,14 +4611,12 @@
                 <w:rFonts w:hint="eastAsia"/>
               </w:rPr>
             </w:pPr>
-            <w:proofErr w:type="spellStart"/>
             <w:r>
               <w:rPr>
                 <w:rFonts w:hint="eastAsia"/>
               </w:rPr>
               <w:t>IoU</w:t>
             </w:r>
-            <w:proofErr w:type="spellEnd"/>
           </w:p>
         </w:tc>
         <w:tc>
@@ -4984,14 +4795,278 @@
     <w:p>
       <w:pPr>
         <w:ind w:firstLine="420"/>
-        <w:rPr>
-          <w:rFonts w:hint="eastAsia"/>
-        </w:rPr>
       </w:pPr>
       <w:r>
         <w:rPr>
           <w:rFonts w:hint="eastAsia"/>
         </w:rPr>
+        <w:t>训练损失曲线如图</w:t>
+      </w:r>
+      <w:r>
+        <w:rPr>
+          <w:rFonts w:hint="eastAsia"/>
+        </w:rPr>
+        <w:t>4</w:t>
+      </w:r>
+      <w:r>
+        <w:rPr>
+          <w:rFonts w:hint="eastAsia"/>
+        </w:rPr>
+        <w:t>所示，从初始值约</w:t>
+      </w:r>
+      <w:r>
+        <w:rPr>
+          <w:rFonts w:hint="eastAsia"/>
+        </w:rPr>
+        <w:t>2.0</w:t>
+      </w:r>
+      <w:r>
+        <w:rPr>
+          <w:rFonts w:hint="eastAsia"/>
+        </w:rPr>
+        <w:t>迅速下降至</w:t>
+      </w:r>
+      <w:r>
+        <w:rPr>
+          <w:rFonts w:hint="eastAsia"/>
+        </w:rPr>
+        <w:t>0.5</w:t>
+      </w:r>
+      <w:r>
+        <w:rPr>
+          <w:rFonts w:hint="eastAsia"/>
+        </w:rPr>
+        <w:t>，并在</w:t>
+      </w:r>
+      <w:r>
+        <w:rPr>
+          <w:rFonts w:hint="eastAsia"/>
+        </w:rPr>
+        <w:t>50</w:t>
+      </w:r>
+      <w:r>
+        <w:rPr>
+          <w:rFonts w:hint="eastAsia"/>
+        </w:rPr>
+        <w:t>个</w:t>
+      </w:r>
+      <w:r>
+        <w:rPr>
+          <w:rFonts w:hint="eastAsia"/>
+        </w:rPr>
+        <w:t>epoch</w:t>
+      </w:r>
+      <w:r>
+        <w:rPr>
+          <w:rFonts w:hint="eastAsia"/>
+        </w:rPr>
+        <w:t>后趋于平稳，最终在</w:t>
+      </w:r>
+      <w:r>
+        <w:rPr>
+          <w:rFonts w:hint="eastAsia"/>
+        </w:rPr>
+        <w:t>200</w:t>
+      </w:r>
+      <w:r>
+        <w:rPr>
+          <w:rFonts w:hint="eastAsia"/>
+        </w:rPr>
+        <w:t>个</w:t>
+      </w:r>
+      <w:r>
+        <w:rPr>
+          <w:rFonts w:hint="eastAsia"/>
+        </w:rPr>
+        <w:t>epoch</w:t>
+      </w:r>
+      <w:r>
+        <w:rPr>
+          <w:rFonts w:hint="eastAsia"/>
+        </w:rPr>
+        <w:t>时接近</w:t>
+      </w:r>
+      <w:r>
+        <w:rPr>
+          <w:rFonts w:hint="eastAsia"/>
+        </w:rPr>
+        <w:t>0</w:t>
+      </w:r>
+      <w:r>
+        <w:rPr>
+          <w:rFonts w:hint="eastAsia"/>
+        </w:rPr>
+        <w:t>，显示出</w:t>
+      </w:r>
+      <w:r>
+        <w:rPr>
+          <w:rFonts w:hint="eastAsia"/>
+        </w:rPr>
+        <w:t>DrSAM3</w:t>
+      </w:r>
+      <w:r>
+        <w:rPr>
+          <w:rFonts w:hint="eastAsia"/>
+        </w:rPr>
+        <w:t>D</w:t>
+      </w:r>
+      <w:r>
+        <w:rPr>
+          <w:rFonts w:hint="eastAsia"/>
+        </w:rPr>
+        <w:t>在前期高效学习数据特征，后期参数收敛的特性。该曲线凸显了模型优越的性能，尤其在分割精度和鲁棒性方面表现突出。</w:t>
+      </w:r>
+    </w:p>
+    <w:p>
+      <w:pPr>
+        <w:ind w:firstLine="420"/>
+        <w:jc w:val="center"/>
+      </w:pPr>
+      <w:r>
+        <w:rPr>
+          <w:noProof/>
+        </w:rPr>
+        <w:drawing>
+          <wp:inline distT="0" distB="0" distL="0" distR="0" wp14:anchorId="35345E3B" wp14:editId="638B4DDE">
+            <wp:extent cx="3080951" cy="2416664"/>
+            <wp:effectExtent l="0" t="0" r="5715" b="3175"/>
+            <wp:docPr id="758278094" name="图片 3"/>
+            <wp:cNvGraphicFramePr>
+              <a:graphicFrameLocks xmlns:a="http://schemas.openxmlformats.org/drawingml/2006/main" noChangeAspect="1"/>
+            </wp:cNvGraphicFramePr>
+            <a:graphic xmlns:a="http://schemas.openxmlformats.org/drawingml/2006/main">
+              <a:graphicData uri="http://schemas.openxmlformats.org/drawingml/2006/picture">
+                <pic:pic xmlns:pic="http://schemas.openxmlformats.org/drawingml/2006/picture">
+                  <pic:nvPicPr>
+                    <pic:cNvPr id="0" name="Picture 3"/>
+                    <pic:cNvPicPr>
+                      <a:picLocks noChangeAspect="1" noChangeArrowheads="1"/>
+                    </pic:cNvPicPr>
+                  </pic:nvPicPr>
+                  <pic:blipFill rotWithShape="1">
+                    <a:blip r:embed="rId10" cstate="print">
+                      <a:extLst>
+                        <a:ext uri="{28A0092B-C50C-407E-A947-70E740481C1C}">
+                          <a14:useLocalDpi xmlns:a14="http://schemas.microsoft.com/office/drawing/2010/main" val="0"/>
+                        </a:ext>
+                      </a:extLst>
+                    </a:blip>
+                    <a:srcRect t="6126" b="3849"/>
+                    <a:stretch>
+                      <a:fillRect/>
+                    </a:stretch>
+                  </pic:blipFill>
+                  <pic:spPr bwMode="auto">
+                    <a:xfrm>
+                      <a:off x="0" y="0"/>
+                      <a:ext cx="3087897" cy="2422112"/>
+                    </a:xfrm>
+                    <a:prstGeom prst="rect">
+                      <a:avLst/>
+                    </a:prstGeom>
+                    <a:noFill/>
+                    <a:ln>
+                      <a:noFill/>
+                    </a:ln>
+                    <a:extLst>
+                      <a:ext uri="{53640926-AAD7-44D8-BBD7-CCE9431645EC}">
+                        <a14:shadowObscured xmlns:a14="http://schemas.microsoft.com/office/drawing/2010/main"/>
+                      </a:ext>
+                    </a:extLst>
+                  </pic:spPr>
+                </pic:pic>
+              </a:graphicData>
+            </a:graphic>
+          </wp:inline>
+        </w:drawing>
+      </w:r>
+    </w:p>
+    <w:p>
+      <w:pPr>
+        <w:ind w:firstLine="360"/>
+        <w:jc w:val="center"/>
+        <w:rPr>
+          <w:sz w:val="18"/>
+          <w:szCs w:val="18"/>
+        </w:rPr>
+      </w:pPr>
+      <w:r>
+        <w:rPr>
+          <w:rFonts w:hint="eastAsia"/>
+          <w:sz w:val="18"/>
+          <w:szCs w:val="18"/>
+        </w:rPr>
+        <w:t>图</w:t>
+      </w:r>
+      <w:r>
+        <w:rPr>
+          <w:rFonts w:hint="eastAsia"/>
+          <w:sz w:val="18"/>
+          <w:szCs w:val="18"/>
+        </w:rPr>
+        <w:t>4</w:t>
+      </w:r>
+      <w:r>
+        <w:rPr>
+          <w:rFonts w:hint="eastAsia"/>
+          <w:sz w:val="18"/>
+          <w:szCs w:val="18"/>
+        </w:rPr>
+        <w:t xml:space="preserve"> </w:t>
+      </w:r>
+      <w:r>
+        <w:rPr>
+          <w:rFonts w:hint="eastAsia"/>
+          <w:sz w:val="18"/>
+          <w:szCs w:val="18"/>
+        </w:rPr>
+        <w:t>训练损失随</w:t>
+      </w:r>
+      <w:r>
+        <w:rPr>
+          <w:rFonts w:hint="eastAsia"/>
+          <w:sz w:val="18"/>
+          <w:szCs w:val="18"/>
+        </w:rPr>
+        <w:t xml:space="preserve"> epoch </w:t>
+      </w:r>
+      <w:r>
+        <w:rPr>
+          <w:rFonts w:hint="eastAsia"/>
+          <w:sz w:val="18"/>
+          <w:szCs w:val="18"/>
+        </w:rPr>
+        <w:t>变化的曲线</w:t>
+      </w:r>
+      <w:r>
+        <w:rPr>
+          <w:rFonts w:hint="eastAsia"/>
+          <w:sz w:val="18"/>
+          <w:szCs w:val="18"/>
+        </w:rPr>
+        <w:t>图</w:t>
+      </w:r>
+    </w:p>
+    <w:p>
+      <w:pPr>
+        <w:ind w:firstLine="420"/>
+        <w:jc w:val="center"/>
+        <w:rPr>
+          <w:rFonts w:hint="eastAsia"/>
+        </w:rPr>
+      </w:pPr>
+    </w:p>
+    <w:p>
+      <w:pPr>
+        <w:ind w:firstLine="420"/>
+        <w:rPr>
+          <w:rFonts w:hint="eastAsia"/>
+        </w:rPr>
+      </w:pPr>
+      <w:r>
+        <w:rPr>
+          <w:rFonts w:hint="eastAsia"/>
+        </w:rPr>
         <w:t>我们基于验证结果分析了模型性能。</w:t>
       </w:r>
       <w:r>
@@ -5040,36 +5115,20 @@
         <w:rPr>
           <w:rFonts w:hint="eastAsia"/>
         </w:rPr>
-        <w:t xml:space="preserve">Validation Average </w:t>
-      </w:r>
-      <w:proofErr w:type="spellStart"/>
+        <w:t>Validation Average IoU Curve</w:t>
+      </w:r>
+      <w:r>
+        <w:rPr>
+          <w:rFonts w:hint="eastAsia"/>
+        </w:rPr>
+        <w:t>表明平均</w:t>
+      </w:r>
       <w:r>
         <w:rPr>
           <w:rFonts w:hint="eastAsia"/>
         </w:rPr>
         <w:t>IoU</w:t>
       </w:r>
-      <w:proofErr w:type="spellEnd"/>
-      <w:r>
-        <w:rPr>
-          <w:rFonts w:hint="eastAsia"/>
-        </w:rPr>
-        <w:t xml:space="preserve"> Curve</w:t>
-      </w:r>
-      <w:r>
-        <w:rPr>
-          <w:rFonts w:hint="eastAsia"/>
-        </w:rPr>
-        <w:t>表明平均</w:t>
-      </w:r>
-      <w:proofErr w:type="spellStart"/>
-      <w:r>
-        <w:rPr>
-          <w:rFonts w:hint="eastAsia"/>
-        </w:rPr>
-        <w:t>IoU</w:t>
-      </w:r>
-      <w:proofErr w:type="spellEnd"/>
       <w:r>
         <w:rPr>
           <w:rFonts w:hint="eastAsia"/>
@@ -5151,7 +5210,7 @@
                     </pic:cNvPicPr>
                   </pic:nvPicPr>
                   <pic:blipFill>
-                    <a:blip r:embed="rId10" cstate="print">
+                    <a:blip r:embed="rId11" cstate="print">
                       <a:extLst>
                         <a:ext uri="{28A0092B-C50C-407E-A947-70E740481C1C}">
                           <a14:useLocalDpi xmlns:a14="http://schemas.microsoft.com/office/drawing/2010/main" val="0"/>
@@ -5188,7 +5247,6 @@
         <w:ind w:firstLine="360"/>
         <w:jc w:val="center"/>
         <w:rPr>
-          <w:rFonts w:hint="eastAsia"/>
           <w:sz w:val="18"/>
           <w:szCs w:val="18"/>
         </w:rPr>
@@ -5216,6 +5274,117 @@
           <w:szCs w:val="18"/>
         </w:rPr>
         <w:t>实验平均指标验证曲线</w:t>
+      </w:r>
+    </w:p>
+    <w:p>
+      <w:pPr>
+        <w:ind w:firstLine="420"/>
+        <w:rPr>
+          <w:rFonts w:hint="eastAsia"/>
+        </w:rPr>
+      </w:pPr>
+      <w:r>
+        <w:rPr>
+          <w:rFonts w:hint="eastAsia"/>
+        </w:rPr>
+        <w:lastRenderedPageBreak/>
+        <w:t>从</w:t>
+      </w:r>
+      <w:r>
+        <w:rPr>
+          <w:rFonts w:hint="eastAsia"/>
+        </w:rPr>
+        <w:t>图</w:t>
+      </w:r>
+      <w:r>
+        <w:rPr>
+          <w:rFonts w:hint="eastAsia"/>
+        </w:rPr>
+        <w:t>5</w:t>
+      </w:r>
+      <w:r>
+        <w:rPr>
+          <w:rFonts w:hint="eastAsia"/>
+        </w:rPr>
+        <w:t>中</w:t>
+      </w:r>
+      <w:r>
+        <w:rPr>
+          <w:rFonts w:hint="eastAsia"/>
+        </w:rPr>
+        <w:t>图像分割结果来看，</w:t>
+      </w:r>
+      <w:r>
+        <w:rPr>
+          <w:rFonts w:hint="eastAsia"/>
+        </w:rPr>
+        <w:t xml:space="preserve">DrSAM3D </w:t>
+      </w:r>
+      <w:r>
+        <w:rPr>
+          <w:rFonts w:hint="eastAsia"/>
+        </w:rPr>
+        <w:t>的分割结果最接近</w:t>
+      </w:r>
+      <w:r>
+        <w:rPr>
+          <w:rFonts w:hint="eastAsia"/>
+        </w:rPr>
+        <w:t xml:space="preserve"> groundtruth</w:t>
+      </w:r>
+      <w:r>
+        <w:rPr>
+          <w:rFonts w:hint="eastAsia"/>
+        </w:rPr>
+        <w:t>，这得益于其在三维场景中对复杂边界和细微结构的精准捕捉，颜色分布与</w:t>
+      </w:r>
+      <w:r>
+        <w:rPr>
+          <w:rFonts w:hint="eastAsia"/>
+        </w:rPr>
+        <w:t xml:space="preserve"> groundtruth </w:t>
+      </w:r>
+      <w:r>
+        <w:rPr>
+          <w:rFonts w:hint="eastAsia"/>
+        </w:rPr>
+        <w:t>高度一致，边界重合度显著优于其他模型（如</w:t>
+      </w:r>
+      <w:r>
+        <w:rPr>
+          <w:rFonts w:hint="eastAsia"/>
+        </w:rPr>
+        <w:t xml:space="preserve"> Promise</w:t>
+      </w:r>
+      <w:r>
+        <w:rPr>
+          <w:rFonts w:hint="eastAsia"/>
+        </w:rPr>
+        <w:t>、</w:t>
+      </w:r>
+      <w:r>
+        <w:rPr>
+          <w:rFonts w:hint="eastAsia"/>
+        </w:rPr>
+        <w:t xml:space="preserve">Fastsam3D </w:t>
+      </w:r>
+      <w:r>
+        <w:rPr>
+          <w:rFonts w:hint="eastAsia"/>
+        </w:rPr>
+        <w:t>和</w:t>
+      </w:r>
+      <w:r>
+        <w:rPr>
+          <w:rFonts w:hint="eastAsia"/>
+        </w:rPr>
+        <w:t xml:space="preserve"> Memorizing SAM</w:t>
+      </w:r>
+      <w:r>
+        <w:rPr>
+          <w:rFonts w:hint="eastAsia"/>
+        </w:rPr>
+        <w:t>），误差率控制在较低水平。</w:t>
       </w:r>
     </w:p>
     <w:tbl>
@@ -5387,7 +5556,7 @@
                     <pic:cNvPicPr/>
                   </pic:nvPicPr>
                   <pic:blipFill>
-                    <a:blip r:embed="rId11"/>
+                    <a:blip r:embed="rId12"/>
                     <a:stretch>
                       <a:fillRect/>
                     </a:stretch>
@@ -5427,7 +5596,7 @@
                     <pic:cNvPicPr/>
                   </pic:nvPicPr>
                   <pic:blipFill rotWithShape="1">
-                    <a:blip r:embed="rId12"/>
+                    <a:blip r:embed="rId13"/>
                     <a:srcRect l="11727" r="16892"/>
                     <a:stretch>
                       <a:fillRect/>
@@ -5476,46 +5645,6 @@
                     <pic:cNvPicPr/>
                   </pic:nvPicPr>
                   <pic:blipFill>
-                    <a:blip r:embed="rId13"/>
-                    <a:stretch>
-                      <a:fillRect/>
-                    </a:stretch>
-                  </pic:blipFill>
-                  <pic:spPr>
-                    <a:xfrm>
-                      <a:off x="0" y="0"/>
-                      <a:ext cx="761905" cy="1440000"/>
-                    </a:xfrm>
-                    <a:prstGeom prst="rect">
-                      <a:avLst/>
-                    </a:prstGeom>
-                  </pic:spPr>
-                </pic:pic>
-              </a:graphicData>
-            </a:graphic>
-          </wp:inline>
-        </w:drawing>
-      </w:r>
-      <w:r>
-        <w:rPr>
-          <w:noProof/>
-        </w:rPr>
-        <w:drawing>
-          <wp:inline distT="0" distB="0" distL="0" distR="0" wp14:anchorId="6178E60B" wp14:editId="78628DA4">
-            <wp:extent cx="761905" cy="1440000"/>
-            <wp:effectExtent l="0" t="0" r="635" b="8255"/>
-            <wp:docPr id="359907164" name="图片 1"/>
-            <wp:cNvGraphicFramePr>
-              <a:graphicFrameLocks xmlns:a="http://schemas.openxmlformats.org/drawingml/2006/main" noChangeAspect="1"/>
-            </wp:cNvGraphicFramePr>
-            <a:graphic xmlns:a="http://schemas.openxmlformats.org/drawingml/2006/main">
-              <a:graphicData uri="http://schemas.openxmlformats.org/drawingml/2006/picture">
-                <pic:pic xmlns:pic="http://schemas.openxmlformats.org/drawingml/2006/picture">
-                  <pic:nvPicPr>
-                    <pic:cNvPr id="359907164" name=""/>
-                    <pic:cNvPicPr/>
-                  </pic:nvPicPr>
-                  <pic:blipFill>
                     <a:blip r:embed="rId14"/>
                     <a:stretch>
                       <a:fillRect/>
@@ -5540,7 +5669,41 @@
         <w:rPr>
           <w:noProof/>
         </w:rPr>
-        <w:t xml:space="preserve"> </w:t>
+        <w:drawing>
+          <wp:inline distT="0" distB="0" distL="0" distR="0" wp14:anchorId="6178E60B" wp14:editId="78628DA4">
+            <wp:extent cx="761905" cy="1440000"/>
+            <wp:effectExtent l="0" t="0" r="635" b="8255"/>
+            <wp:docPr id="359907164" name="图片 1"/>
+            <wp:cNvGraphicFramePr>
+              <a:graphicFrameLocks xmlns:a="http://schemas.openxmlformats.org/drawingml/2006/main" noChangeAspect="1"/>
+            </wp:cNvGraphicFramePr>
+            <a:graphic xmlns:a="http://schemas.openxmlformats.org/drawingml/2006/main">
+              <a:graphicData uri="http://schemas.openxmlformats.org/drawingml/2006/picture">
+                <pic:pic xmlns:pic="http://schemas.openxmlformats.org/drawingml/2006/picture">
+                  <pic:nvPicPr>
+                    <pic:cNvPr id="359907164" name=""/>
+                    <pic:cNvPicPr/>
+                  </pic:nvPicPr>
+                  <pic:blipFill>
+                    <a:blip r:embed="rId15"/>
+                    <a:stretch>
+                      <a:fillRect/>
+                    </a:stretch>
+                  </pic:blipFill>
+                  <pic:spPr>
+                    <a:xfrm>
+                      <a:off x="0" y="0"/>
+                      <a:ext cx="761905" cy="1440000"/>
+                    </a:xfrm>
+                    <a:prstGeom prst="rect">
+                      <a:avLst/>
+                    </a:prstGeom>
+                  </pic:spPr>
+                </pic:pic>
+              </a:graphicData>
+            </a:graphic>
+          </wp:inline>
+        </w:drawing>
       </w:r>
       <w:r>
         <w:rPr>
@@ -5562,7 +5725,7 @@
                     <pic:cNvPicPr/>
                   </pic:nvPicPr>
                   <pic:blipFill>
-                    <a:blip r:embed="rId15"/>
+                    <a:blip r:embed="rId16"/>
                     <a:stretch>
                       <a:fillRect/>
                     </a:stretch>
@@ -5660,30 +5823,8 @@
         <w:jc w:val="center"/>
         <w:rPr>
           <w:rFonts w:hint="eastAsia"/>
-          <w:noProof/>
         </w:rPr>
       </w:pPr>
-    </w:p>
-    <w:p>
-      <w:pPr>
-        <w:ind w:firstLine="420"/>
-        <w:jc w:val="center"/>
-        <w:rPr>
-          <w:rFonts w:hint="eastAsia"/>
-        </w:rPr>
-      </w:pPr>
-      <w:r>
-        <w:t>Memorizing</w:t>
-      </w:r>
-      <w:r>
-        <w:rPr>
-          <w:rFonts w:hint="eastAsia"/>
-        </w:rPr>
-        <w:t xml:space="preserve"> </w:t>
-      </w:r>
-      <w:r>
-        <w:t>SAM</w:t>
-      </w:r>
     </w:p>
     <w:sectPr>
       <w:pgSz w:w="11906" w:h="16838"/>
@@ -6137,7 +6278,7 @@
   <w:style w:type="paragraph" w:default="1" w:styleId="a">
     <w:name w:val="Normal"/>
     <w:qFormat/>
-    <w:rsid w:val="009C0DBA"/>
+    <w:rsid w:val="00AD31E5"/>
     <w:pPr>
       <w:widowControl w:val="0"/>
       <w:ind w:firstLineChars="200" w:firstLine="200"/>
